--- a/forms/08.26.26_02_Qualification_Checklist.docx
+++ b/forms/08.26.26_02_Qualification_Checklist.docx
@@ -45,7 +45,7 @@
           <w:color w:val="646464"/>
           <w:sz w:val="16"/>
         </w:rPr>
-        <w:t>Pilot Forms v1.0 | August 21, 2026</w:t>
+        <w:t>Pilot Forms v1.1 | September 9, 2026</w:t>
       </w:r>
     </w:p>
     <w:tbl>
@@ -1093,14 +1093,8 @@
             <w:vAlign w:val="top"/>
           </w:tcPr>
           <w:p>
-            <w:pPr>
-              <w:spacing w:before="0" w:after="0"/>
-            </w:pPr>
             <w:r>
-              <w:rPr>
-                <w:sz w:val="16"/>
-              </w:rPr>
-              <w:t>RFR can perform work within current capabilities</w:t>
+              <w:t>RFR can perform work within current capabilities and risk controls</w:t>
             </w:r>
           </w:p>
         </w:tc>
@@ -1116,13 +1110,8 @@
             <w:vAlign w:val="top"/>
           </w:tcPr>
           <w:p>
-            <w:pPr>
-              <w:spacing w:before="0" w:after="0"/>
-            </w:pPr>
             <w:r>
-              <w:rPr>
-                <w:sz w:val="16"/>
-              </w:rPr>
+              <w:t>Litigation/legal dispute identified or ruled out; if Yes, elevated-risk review</w:t>
             </w:r>
           </w:p>
         </w:tc>
@@ -1533,7 +1522,7 @@
         <w:color w:val="6E6E6E"/>
         <w:sz w:val="15"/>
       </w:rPr>
-      <w:t>Raw File Rescue | Qualification Checklist | Pilot Forms v1.0</w:t>
+      <w:t>Raw File Rescue | Qualification Checklist | Pilot Forms v1.1</w:t>
     </w:r>
   </w:p>
 </w:ftr>
